--- a/oracle_oci_ai/roadmap_oracle_ai.docx
+++ b/oracle_oci_ai/roadmap_oracle_ai.docx
@@ -361,10 +361,7 @@
         <w:t>Document Understanding</w:t>
       </w:r>
       <w:r>
-        <w:t xml:space="preserve"> - </w:t>
-      </w:r>
-      <w:r>
-        <w:t>– Done in 0_getting_started</w:t>
+        <w:t xml:space="preserve"> - – Done in 0_getting_started</w:t>
       </w:r>
     </w:p>
     <w:p>
@@ -391,11 +388,23 @@
       <w:r>
         <w:t>Speech AI</w:t>
       </w:r>
-    </w:p>
-    <w:p>
+      <w:r>
+        <w:t xml:space="preserve"> - DONE</w:t>
+      </w:r>
+    </w:p>
+    <w:p>
+      <w:pPr>
+        <w:ind w:left="360"/>
+      </w:pPr>
       <w:r>
         <w:t>Show practical examples:</w:t>
       </w:r>
+      <w:r>
+        <w:t xml:space="preserve">  </w:t>
+      </w:r>
+      <w:r>
+        <w:t>DONE in _0_getting_starte</w:t>
+      </w:r>
     </w:p>
     <w:p>
       <w:pPr>
@@ -429,6 +438,9 @@
       <w:r>
         <w:t>Sentiment analysis</w:t>
       </w:r>
+      <w:r>
+        <w:t xml:space="preserve"> </w:t>
+      </w:r>
     </w:p>
     <w:p>
       <w:pPr>
@@ -439,6 +451,9 @@
       </w:pPr>
       <w:r>
         <w:t>Entity extraction</w:t>
+      </w:r>
+      <w:r>
+        <w:t xml:space="preserve"> </w:t>
       </w:r>
     </w:p>
     <w:p>
@@ -500,6 +515,14 @@
       <w:r>
         <w:t>RAG (Retrieval-Augmented Generation)</w:t>
       </w:r>
+      <w:r>
+        <w:t xml:space="preserve"> – NOT Available in </w:t>
+      </w:r>
+      <w:proofErr w:type="spellStart"/>
+      <w:r>
+        <w:t>hyderbabad</w:t>
+      </w:r>
+      <w:proofErr w:type="spellEnd"/>
     </w:p>
     <w:p>
       <w:pPr>
@@ -511,6 +534,9 @@
       <w:r>
         <w:t>AI Agents</w:t>
       </w:r>
+      <w:r>
+        <w:t xml:space="preserve"> – NOT AVAILABLE IN Hyderabad</w:t>
+      </w:r>
     </w:p>
     <w:p>
       <w:pPr>
@@ -521,6 +547,9 @@
       </w:pPr>
       <w:r>
         <w:t>Embeddings</w:t>
+      </w:r>
+      <w:r>
+        <w:t xml:space="preserve"> – NOT available in Hyderabad</w:t>
       </w:r>
     </w:p>
     <w:p>
